--- a/docx/司法解释/最高人民法院关于审理道路交通事故损害赔偿案件适用法律若干问题的解释（二）_20260506_ff8081819e48b493019e5e72927050fb.docx
+++ b/docx/司法解释/最高人民法院关于审理道路交通事故损害赔偿案件适用法律若干问题的解释（二）_20260506_ff8081819e48b493019e5e72927050fb.docx
@@ -56,25 +56,7 @@
         </w:rPr>
         <w:t>最高人民法院</w:t>
       </w:r>
-    </w:p>
-    <w:p>
-      <w:pPr>
-        <w:keepNext w:val="0"/>
-        <w:keepLines w:val="0"/>
-        <w:pageBreakBefore w:val="0"/>
-        <w:widowControl/>
-        <w:kinsoku/>
-        <w:wordWrap/>
-        <w:overflowPunct/>
-        <w:topLinePunct w:val="0"/>
-        <w:autoSpaceDE/>
-        <w:autoSpaceDN/>
-        <w:bidi w:val="0"/>
-        <w:adjustRightInd/>
-        <w:snapToGrid/>
-        <w:spacing w:line="567" w:lineRule="exact"/>
-        <w:jc w:val="center"/>
-        <w:textAlignment w:val="auto"/>
+      <w:r>
         <w:rPr>
           <w:rFonts w:hint="eastAsia" w:ascii="方正小标宋简体" w:hAnsi="方正小标宋简体" w:eastAsia="方正小标宋简体" w:cs="方正小标宋简体"/>
           <w:color w:val="333333"/>
@@ -82,7 +64,8 @@
           <w:szCs w:val="44"/>
           <w:shd w:val="clear" w:color="auto" w:fill="FFFFFF"/>
         </w:rPr>
-      </w:pPr>
+        <w:br w:type="textWrapping"/>
+      </w:r>
       <w:r>
         <w:rPr>
           <w:rFonts w:hint="eastAsia" w:ascii="方正小标宋简体" w:hAnsi="方正小标宋简体" w:eastAsia="方正小标宋简体" w:cs="方正小标宋简体"/>
@@ -91,27 +74,9 @@
           <w:szCs w:val="44"/>
           <w:shd w:val="clear" w:color="auto" w:fill="FFFFFF"/>
         </w:rPr>
-        <w:t>关于审理道路交通事故损害赔偿案件</w:t>
-      </w:r>
-    </w:p>
-    <w:p>
-      <w:pPr>
-        <w:keepNext w:val="0"/>
-        <w:keepLines w:val="0"/>
-        <w:pageBreakBefore w:val="0"/>
-        <w:widowControl/>
-        <w:kinsoku/>
-        <w:wordWrap/>
-        <w:overflowPunct/>
-        <w:topLinePunct w:val="0"/>
-        <w:autoSpaceDE/>
-        <w:autoSpaceDN/>
-        <w:bidi w:val="0"/>
-        <w:adjustRightInd/>
-        <w:snapToGrid/>
-        <w:spacing w:line="567" w:lineRule="exact"/>
-        <w:jc w:val="center"/>
-        <w:textAlignment w:val="auto"/>
+        <w:t>关于审理道路交通事故损害赔偿案件适用法律</w:t>
+      </w:r>
+      <w:r>
         <w:rPr>
           <w:rFonts w:hint="eastAsia" w:ascii="方正小标宋简体" w:hAnsi="方正小标宋简体" w:eastAsia="方正小标宋简体" w:cs="方正小标宋简体"/>
           <w:color w:val="333333"/>
@@ -119,7 +84,10 @@
           <w:szCs w:val="44"/>
           <w:shd w:val="clear" w:color="auto" w:fill="FFFFFF"/>
         </w:rPr>
-      </w:pPr>
+        <w:br w:type="textWrapping"/>
+      </w:r>
+      <w:bookmarkStart w:id="0" w:name="_GoBack"/>
+      <w:bookmarkEnd w:id="0"/>
       <w:r>
         <w:rPr>
           <w:rFonts w:hint="eastAsia" w:ascii="方正小标宋简体" w:hAnsi="方正小标宋简体" w:eastAsia="方正小标宋简体" w:cs="方正小标宋简体"/>
@@ -128,7 +96,7 @@
           <w:szCs w:val="44"/>
           <w:shd w:val="clear" w:color="auto" w:fill="FFFFFF"/>
         </w:rPr>
-        <w:t>适用法律若干问题的解释（二）</w:t>
+        <w:t>若干问题的解释（二）</w:t>
       </w:r>
     </w:p>
     <w:p>
@@ -179,15 +147,16 @@
       </w:r>
       <w:r>
         <w:rPr>
-          <w:rFonts w:hint="eastAsia" w:ascii="Times New Roman" w:hAnsi="Times New Roman" w:eastAsia="仿宋" w:cs="仿宋"/>
-          <w:sz w:val="32"/>
-          <w:szCs w:val="32"/>
-          <w:lang w:val="en-US" w:eastAsia="zh-CN"/>
+          <w:rFonts w:hint="eastAsia" w:eastAsia="楷体" w:cs="楷体"/>
+          <w:bCs w:val="0"/>
+          <w:spacing w:val="0"/>
+          <w:sz w:val="32"/>
+          <w:szCs w:val="32"/>
+          <w:shd w:val="clear" w:color="auto" w:fill="FFFFFF"/>
+          <w:lang w:eastAsia="zh-CN"/>
         </w:rPr>
         <w:t>　</w:t>
       </w:r>
-      <w:bookmarkStart w:id="0" w:name="_GoBack"/>
-      <w:bookmarkEnd w:id="0"/>
       <w:r>
         <w:rPr>
           <w:rFonts w:hint="eastAsia" w:ascii="Times New Roman" w:hAnsi="Times New Roman" w:eastAsia="楷体" w:cs="楷体"/>
